--- a/Knowledge/2-Science/2-Natural Science/1-Physical science/0-Intro to Physical science/3-Wiki Source/Sources - Intro to Physical science - Wiki Source.docx
+++ b/Knowledge/2-Science/2-Natural Science/1-Physical science/0-Intro to Physical science/3-Wiki Source/Sources - Intro to Physical science - Wiki Source.docx
@@ -698,6 +698,14 @@
         </w:rPr>
         <w:t xml:space="preserve"> </w:t>
       </w:r>
+      <w:r>
+        <w:rPr>
+          <w:bCs/>
+          <w:sz w:val="18"/>
+          <w:szCs w:val="18"/>
+        </w:rPr>
+        <w:t xml:space="preserve">Data Path: Content Storage Folder -&gt; </w:t>
+      </w:r>
       <w:proofErr w:type="spellStart"/>
       <w:r>
         <w:rPr>
@@ -705,7 +713,7 @@
           <w:sz w:val="18"/>
           <w:szCs w:val="18"/>
         </w:rPr>
-        <w:t>StorageType</w:t>
+        <w:t>ContentStorage</w:t>
       </w:r>
       <w:proofErr w:type="spellEnd"/>
       <w:r>
@@ -714,7 +722,7 @@
           <w:sz w:val="18"/>
           <w:szCs w:val="18"/>
         </w:rPr>
-        <w:t xml:space="preserve">: Cloud -&gt; Platform: GitHub -&gt; Account: </w:t>
+        <w:t xml:space="preserve"> Database -&gt; Folders Table -&gt; ID Column: 15, </w:t>
       </w:r>
       <w:proofErr w:type="spellStart"/>
       <w:r>
@@ -723,7 +731,7 @@
           <w:sz w:val="18"/>
           <w:szCs w:val="18"/>
         </w:rPr>
-        <w:t>topicsscience</w:t>
+        <w:t>FolderOrFileName</w:t>
       </w:r>
       <w:proofErr w:type="spellEnd"/>
       <w:r>
@@ -732,45 +740,15 @@
           <w:sz w:val="18"/>
           <w:szCs w:val="18"/>
         </w:rPr>
-        <w:t xml:space="preserve"> -&gt; Repository: </w:t>
-      </w:r>
-      <w:proofErr w:type="spellStart"/>
-      <w:r>
-        <w:rPr>
-          <w:bCs/>
-          <w:sz w:val="18"/>
-          <w:szCs w:val="18"/>
-        </w:rPr>
-        <w:t>kingdomheartsknowledge</w:t>
-      </w:r>
-      <w:proofErr w:type="spellEnd"/>
-      <w:r>
-        <w:rPr>
-          <w:bCs/>
-          <w:sz w:val="18"/>
-          <w:szCs w:val="18"/>
-        </w:rPr>
-        <w:t xml:space="preserve"> -&gt; File: Knowledge/2-Science/2-Natural Science/1-Physical science/0-Intro to Physical science</w:t>
-      </w:r>
-      <w:proofErr w:type="gramStart"/>
-      <w:r>
-        <w:rPr>
-          <w:bCs/>
-          <w:sz w:val="18"/>
-          <w:szCs w:val="18"/>
-        </w:rPr>
-        <w:t>/..</w:t>
-      </w:r>
-      <w:proofErr w:type="gramEnd"/>
-    </w:p>
-    <w:p>
-      <w:pPr>
-        <w:ind w:left="720"/>
-        <w:rPr>
-          <w:sz w:val="18"/>
-          <w:szCs w:val="18"/>
-        </w:rPr>
-      </w:pPr>
+        <w:t xml:space="preserve"> Column: Intro to Physical science</w:t>
+      </w:r>
+      <w:r>
+        <w:rPr>
+          <w:sz w:val="18"/>
+          <w:szCs w:val="18"/>
+        </w:rPr>
+        <w:br/>
+      </w:r>
       <w:r>
         <w:rPr>
           <w:sz w:val="18"/>
